--- a/zht/docx/006.content.docx
+++ b/zht/docx/006.content.docx
@@ -343,18 +343,12 @@
           <w:lang w:val="zh_TW" w:bidi="zh_TW"/>
         </w:rPr>
       </w:r>
-      <w:hyperlink r:id="rId13">
-        <w:r>
-          <w:rPr>
-            <w:lang w:val="zh_TW" w:bidi="zh_TW"/>
-          </w:rPr>
-          <w:rPr>
-            <w:color w:val="0000EE"/>
-            <w:u w:val="single"/>
-          </w:rPr>
-          <w:t>使徒行傳10:1</w:t>
-        </w:r>
-      </w:hyperlink>
+      <w:r>
+        <w:rPr>
+          <w:lang w:val="zh_TW" w:bidi="zh_TW"/>
+        </w:rPr>
+        <w:t>使徒行傳10:1</w:t>
+      </w:r>
     </w:p>
     <w:p>
       <w:pPr>
@@ -367,18 +361,12 @@
           <w:lang w:val="zh_TW" w:bidi="zh_TW"/>
         </w:rPr>
       </w:r>
-      <w:hyperlink r:id="rId14">
-        <w:r>
-          <w:rPr>
-            <w:lang w:val="zh_TW" w:bidi="zh_TW"/>
-          </w:rPr>
-          <w:rPr>
-            <w:color w:val="0000EE"/>
-            <w:u w:val="single"/>
-          </w:rPr>
-          <w:t>使徒行傳27:1</w:t>
-        </w:r>
-      </w:hyperlink>
+      <w:r>
+        <w:rPr>
+          <w:lang w:val="zh_TW" w:bidi="zh_TW"/>
+        </w:rPr>
+        <w:t>使徒行傳27:1</w:t>
+      </w:r>
     </w:p>
     <w:p>
       <w:pPr>
@@ -391,18 +379,12 @@
           <w:lang w:val="zh_TW" w:bidi="zh_TW"/>
         </w:rPr>
       </w:r>
-      <w:hyperlink r:id="rId15">
-        <w:r>
-          <w:rPr>
-            <w:lang w:val="zh_TW" w:bidi="zh_TW"/>
-          </w:rPr>
-          <w:rPr>
-            <w:color w:val="0000EE"/>
-            <w:u w:val="single"/>
-          </w:rPr>
-          <w:t>使徒行傳27:42–44</w:t>
-        </w:r>
-      </w:hyperlink>
+      <w:r>
+        <w:rPr>
+          <w:lang w:val="zh_TW" w:bidi="zh_TW"/>
+        </w:rPr>
+        <w:t>使徒行傳27:42–44</w:t>
+      </w:r>
     </w:p>
     <w:p>
       <w:pPr>
@@ -415,18 +397,12 @@
           <w:lang w:val="zh_TW" w:bidi="zh_TW"/>
         </w:rPr>
       </w:r>
-      <w:hyperlink r:id="rId16">
-        <w:r>
-          <w:rPr>
-            <w:lang w:val="zh_TW" w:bidi="zh_TW"/>
-          </w:rPr>
-          <w:rPr>
-            <w:color w:val="0000EE"/>
-            <w:u w:val="single"/>
-          </w:rPr>
-          <w:t>路加福音7:4</w:t>
-        </w:r>
-      </w:hyperlink>
+      <w:r>
+        <w:rPr>
+          <w:lang w:val="zh_TW" w:bidi="zh_TW"/>
+        </w:rPr>
+        <w:t>路加福音7:4</w:t>
+      </w:r>
     </w:p>
     <w:p>
       <w:pPr>
@@ -439,18 +415,12 @@
           <w:lang w:val="zh_TW" w:bidi="zh_TW"/>
         </w:rPr>
       </w:r>
-      <w:hyperlink r:id="rId17">
-        <w:r>
-          <w:rPr>
-            <w:lang w:val="zh_TW" w:bidi="zh_TW"/>
-          </w:rPr>
-          <w:rPr>
-            <w:color w:val="0000EE"/>
-            <w:u w:val="single"/>
-          </w:rPr>
-          <w:t>路加福音23:47</w:t>
-        </w:r>
-      </w:hyperlink>
+      <w:r>
+        <w:rPr>
+          <w:lang w:val="zh_TW" w:bidi="zh_TW"/>
+        </w:rPr>
+        <w:t>路加福音23:47</w:t>
+      </w:r>
     </w:p>
     <w:p>
       <w:pPr>
@@ -463,18 +433,12 @@
           <w:lang w:val="zh_TW" w:bidi="zh_TW"/>
         </w:rPr>
       </w:r>
-      <w:hyperlink r:id="rId18">
-        <w:r>
-          <w:rPr>
-            <w:lang w:val="zh_TW" w:bidi="zh_TW"/>
-          </w:rPr>
-          <w:rPr>
-            <w:color w:val="0000EE"/>
-            <w:u w:val="single"/>
-          </w:rPr>
-          <w:t>馬可福音15:39</w:t>
-        </w:r>
-      </w:hyperlink>
+      <w:r>
+        <w:rPr>
+          <w:lang w:val="zh_TW" w:bidi="zh_TW"/>
+        </w:rPr>
+        <w:t>馬可福音15:39</w:t>
+      </w:r>
     </w:p>
     <w:p>
       <w:pPr>
@@ -487,18 +451,12 @@
           <w:lang w:val="zh_TW" w:bidi="zh_TW"/>
         </w:rPr>
       </w:r>
-      <w:hyperlink r:id="rId19">
-        <w:r>
-          <w:rPr>
-            <w:lang w:val="zh_TW" w:bidi="zh_TW"/>
-          </w:rPr>
-          <w:rPr>
-            <w:color w:val="0000EE"/>
-            <w:u w:val="single"/>
-          </w:rPr>
-          <w:t>馬太福音8:7</w:t>
-        </w:r>
-      </w:hyperlink>
+      <w:r>
+        <w:rPr>
+          <w:lang w:val="zh_TW" w:bidi="zh_TW"/>
+        </w:rPr>
+        <w:t>馬太福音8:7</w:t>
+      </w:r>
     </w:p>
     <w:p>
       <w:pPr>
@@ -511,18 +469,12 @@
           <w:lang w:val="zh_TW" w:bidi="zh_TW"/>
         </w:rPr>
       </w:r>
-      <w:hyperlink r:id="rId20">
-        <w:r>
-          <w:rPr>
-            <w:lang w:val="zh_TW" w:bidi="zh_TW"/>
-          </w:rPr>
-          <w:rPr>
-            <w:color w:val="0000EE"/>
-            <w:u w:val="single"/>
-          </w:rPr>
-          <w:t>馬太福音27:54</w:t>
-        </w:r>
-      </w:hyperlink>
+      <w:r>
+        <w:rPr>
+          <w:lang w:val="zh_TW" w:bidi="zh_TW"/>
+        </w:rPr>
+        <w:t>馬太福音27:54</w:t>
+      </w:r>
     </w:p>
     <w:p>
       <w:pPr>
@@ -836,18 +788,12 @@
           <w:lang w:val="zh_TW" w:bidi="zh_TW"/>
         </w:rPr>
       </w:r>
-      <w:hyperlink r:id="rId21">
-        <w:r>
-          <w:rPr>
-            <w:lang w:val="zh_TW" w:bidi="zh_TW"/>
-          </w:rPr>
-          <w:rPr>
-            <w:color w:val="0000EE"/>
-            <w:u w:val="single"/>
-          </w:rPr>
-          <w:t>哥林多前書16:19–20</w:t>
-        </w:r>
-      </w:hyperlink>
+      <w:r>
+        <w:rPr>
+          <w:lang w:val="zh_TW" w:bidi="zh_TW"/>
+        </w:rPr>
+        <w:t>哥林多前書16:19–20</w:t>
+      </w:r>
     </w:p>
     <w:p>
       <w:pPr>
@@ -860,18 +806,12 @@
           <w:lang w:val="zh_TW" w:bidi="zh_TW"/>
         </w:rPr>
       </w:r>
-      <w:hyperlink r:id="rId22">
-        <w:r>
-          <w:rPr>
-            <w:lang w:val="zh_TW" w:bidi="zh_TW"/>
-          </w:rPr>
-          <w:rPr>
-            <w:color w:val="0000EE"/>
-            <w:u w:val="single"/>
-          </w:rPr>
-          <w:t>提摩太後書4:19–22</w:t>
-        </w:r>
-      </w:hyperlink>
+      <w:r>
+        <w:rPr>
+          <w:lang w:val="zh_TW" w:bidi="zh_TW"/>
+        </w:rPr>
+        <w:t>提摩太後書4:19–22</w:t>
+      </w:r>
     </w:p>
     <w:p>
       <w:pPr>
@@ -884,18 +824,12 @@
           <w:lang w:val="zh_TW" w:bidi="zh_TW"/>
         </w:rPr>
       </w:r>
-      <w:hyperlink r:id="rId23">
-        <w:r>
-          <w:rPr>
-            <w:lang w:val="zh_TW" w:bidi="zh_TW"/>
-          </w:rPr>
-          <w:rPr>
-            <w:color w:val="0000EE"/>
-            <w:u w:val="single"/>
-          </w:rPr>
-          <w:t>使徒行傳18:1</w:t>
-        </w:r>
-      </w:hyperlink>
+      <w:r>
+        <w:rPr>
+          <w:lang w:val="zh_TW" w:bidi="zh_TW"/>
+        </w:rPr>
+        <w:t>使徒行傳18:1</w:t>
+      </w:r>
     </w:p>
     <w:p>
       <w:pPr>
@@ -908,18 +842,12 @@
           <w:lang w:val="zh_TW" w:bidi="zh_TW"/>
         </w:rPr>
       </w:r>
-      <w:hyperlink r:id="rId24">
-        <w:r>
-          <w:rPr>
-            <w:lang w:val="zh_TW" w:bidi="zh_TW"/>
-          </w:rPr>
-          <w:rPr>
-            <w:color w:val="0000EE"/>
-            <w:u w:val="single"/>
-          </w:rPr>
-          <w:t>使徒行傳18:24</w:t>
-        </w:r>
-      </w:hyperlink>
+      <w:r>
+        <w:rPr>
+          <w:lang w:val="zh_TW" w:bidi="zh_TW"/>
+        </w:rPr>
+        <w:t>使徒行傳18:24</w:t>
+      </w:r>
     </w:p>
     <w:p>
       <w:pPr>
@@ -1159,18 +1087,12 @@
           <w:lang w:val="zh_TW" w:bidi="zh_TW"/>
         </w:rPr>
       </w:r>
-      <w:hyperlink r:id="rId25">
-        <w:r>
-          <w:rPr>
-            <w:lang w:val="zh_TW" w:bidi="zh_TW"/>
-          </w:rPr>
-          <w:rPr>
-            <w:color w:val="0000EE"/>
-            <w:u w:val="single"/>
-          </w:rPr>
-          <w:t>使徒行傳11:19–21</w:t>
-        </w:r>
-      </w:hyperlink>
+      <w:r>
+        <w:rPr>
+          <w:lang w:val="zh_TW" w:bidi="zh_TW"/>
+        </w:rPr>
+        <w:t>使徒行傳11:19–21</w:t>
+      </w:r>
     </w:p>
     <w:p>
       <w:pPr>
@@ -1183,18 +1105,12 @@
           <w:lang w:val="zh_TW" w:bidi="zh_TW"/>
         </w:rPr>
       </w:r>
-      <w:hyperlink r:id="rId26">
-        <w:r>
-          <w:rPr>
-            <w:lang w:val="zh_TW" w:bidi="zh_TW"/>
-          </w:rPr>
-          <w:rPr>
-            <w:color w:val="0000EE"/>
-            <w:u w:val="single"/>
-          </w:rPr>
-          <w:t>創世記6:14</w:t>
-        </w:r>
-      </w:hyperlink>
+      <w:r>
+        <w:rPr>
+          <w:lang w:val="zh_TW" w:bidi="zh_TW"/>
+        </w:rPr>
+        <w:t>創世記6:14</w:t>
+      </w:r>
     </w:p>
     <w:p>
       <w:pPr>
@@ -1207,18 +1123,12 @@
           <w:lang w:val="zh_TW" w:bidi="zh_TW"/>
         </w:rPr>
       </w:r>
-      <w:hyperlink r:id="rId27">
-        <w:r>
-          <w:rPr>
-            <w:lang w:val="zh_TW" w:bidi="zh_TW"/>
-          </w:rPr>
-          <w:rPr>
-            <w:color w:val="0000EE"/>
-            <w:u w:val="single"/>
-          </w:rPr>
-          <w:t>何西阿書14:8</w:t>
-        </w:r>
-      </w:hyperlink>
+      <w:r>
+        <w:rPr>
+          <w:lang w:val="zh_TW" w:bidi="zh_TW"/>
+        </w:rPr>
+        <w:t>何西阿書14:8</w:t>
+      </w:r>
     </w:p>
     <w:p>
       <w:pPr>
@@ -1231,18 +1141,12 @@
           <w:lang w:val="zh_TW" w:bidi="zh_TW"/>
         </w:rPr>
       </w:r>
-      <w:hyperlink r:id="rId28">
-        <w:r>
-          <w:rPr>
-            <w:lang w:val="zh_TW" w:bidi="zh_TW"/>
-          </w:rPr>
-          <w:rPr>
-            <w:color w:val="0000EE"/>
-            <w:u w:val="single"/>
-          </w:rPr>
-          <w:t>以賽亞書44:14</w:t>
-        </w:r>
-      </w:hyperlink>
+      <w:r>
+        <w:rPr>
+          <w:lang w:val="zh_TW" w:bidi="zh_TW"/>
+        </w:rPr>
+        <w:t>以賽亞書44:14</w:t>
+      </w:r>
     </w:p>
     <w:p>
       <w:pPr>
@@ -1255,18 +1159,12 @@
           <w:lang w:val="zh_TW" w:bidi="zh_TW"/>
         </w:rPr>
       </w:r>
-      <w:hyperlink r:id="rId29">
-        <w:r>
-          <w:rPr>
-            <w:lang w:val="zh_TW" w:bidi="zh_TW"/>
-          </w:rPr>
-          <w:rPr>
-            <w:color w:val="0000EE"/>
-            <w:u w:val="single"/>
-          </w:rPr>
-          <w:t>以賽亞書60:13</w:t>
-        </w:r>
-      </w:hyperlink>
+      <w:r>
+        <w:rPr>
+          <w:lang w:val="zh_TW" w:bidi="zh_TW"/>
+        </w:rPr>
+        <w:t>以賽亞書60:13</w:t>
+      </w:r>
     </w:p>
     <w:p>
       <w:pPr>
@@ -1279,18 +1177,12 @@
           <w:lang w:val="zh_TW" w:bidi="zh_TW"/>
         </w:rPr>
       </w:r>
-      <w:hyperlink r:id="rId30">
-        <w:r>
-          <w:rPr>
-            <w:lang w:val="zh_TW" w:bidi="zh_TW"/>
-          </w:rPr>
-          <w:rPr>
-            <w:color w:val="0000EE"/>
-            <w:u w:val="single"/>
-          </w:rPr>
-          <w:t>撒迦利亞書11:2</w:t>
-        </w:r>
-      </w:hyperlink>
+      <w:r>
+        <w:rPr>
+          <w:lang w:val="zh_TW" w:bidi="zh_TW"/>
+        </w:rPr>
+        <w:t>撒迦利亞書11:2</w:t>
+      </w:r>
     </w:p>
     <w:p>
       <w:pPr>
